--- a/Memoria_Volumen.docx
+++ b/Memoria_Volumen.docx
@@ -555,6 +555,15 @@
     </w:p>
     <w:sdt>
       <w:sdtPr>
+        <w:rPr>
+          <w:rFonts w:asciiTheme="minorHAnsi" w:eastAsiaTheme="minorHAnsi" w:hAnsiTheme="minorHAnsi" w:cstheme="minorBidi"/>
+          <w:color w:val="auto"/>
+          <w:kern w:val="2"/>
+          <w:sz w:val="24"/>
+          <w:szCs w:val="24"/>
+          <w:lang w:eastAsia="en-US"/>
+          <w14:ligatures w14:val="standardContextual"/>
+        </w:rPr>
         <w:id w:val="-2119747329"/>
         <w:docPartObj>
           <w:docPartGallery w:val="Table of Contents"/>
@@ -563,15 +572,8 @@
       </w:sdtPr>
       <w:sdtEndPr>
         <w:rPr>
-          <w:rFonts w:asciiTheme="minorHAnsi" w:eastAsiaTheme="minorHAnsi" w:hAnsiTheme="minorHAnsi" w:cstheme="minorBidi"/>
           <w:b/>
           <w:bCs/>
-          <w:color w:val="auto"/>
-          <w:kern w:val="2"/>
-          <w:sz w:val="24"/>
-          <w:szCs w:val="24"/>
-          <w:lang w:eastAsia="en-US"/>
-          <w14:ligatures w14:val="standardContextual"/>
         </w:rPr>
       </w:sdtEndPr>
       <w:sdtContent>
@@ -6619,62 +6621,13 @@
           <w:sz w:val="24"/>
           <w:szCs w:val="24"/>
         </w:rPr>
-        <w:t xml:space="preserve">¿Qué devuelve </w:t>
-      </w:r>
-      <w:proofErr w:type="gramStart"/>
-      <w:r>
-        <w:rPr>
-          <w:sz w:val="24"/>
-          <w:szCs w:val="24"/>
-        </w:rPr>
-        <w:t>rand(</w:t>
-      </w:r>
-      <w:proofErr w:type="gramEnd"/>
-      <w:r>
-        <w:rPr>
-          <w:sz w:val="24"/>
-          <w:szCs w:val="24"/>
-        </w:rPr>
-        <w:t xml:space="preserve">)/RAND_MAX en C? ¿Por qué se usa </w:t>
-      </w:r>
-      <w:proofErr w:type="gramStart"/>
-      <w:r>
-        <w:rPr>
-          <w:sz w:val="24"/>
-          <w:szCs w:val="24"/>
-        </w:rPr>
-        <w:t>rand(</w:t>
-      </w:r>
-      <w:proofErr w:type="gramEnd"/>
-      <w:r>
-        <w:rPr>
-          <w:sz w:val="24"/>
-          <w:szCs w:val="24"/>
-        </w:rPr>
-        <w:t>)</w:t>
-      </w:r>
-      <w:proofErr w:type="gramStart"/>
-      <w:r>
-        <w:rPr>
-          <w:sz w:val="24"/>
-          <w:szCs w:val="24"/>
-        </w:rPr>
-        <w:t>/(</w:t>
-      </w:r>
-      <w:proofErr w:type="gramEnd"/>
-      <w:r>
-        <w:rPr>
-          <w:sz w:val="24"/>
-          <w:szCs w:val="24"/>
-        </w:rPr>
-        <w:t>RAND_MAX + 1.0)?</w:t>
+        <w:t>¿Qué devuelve rand()/RAND_MAX en C? ¿Por qué se usa rand()/(RAND_MAX + 1.0)?</w:t>
       </w:r>
       <w:bookmarkEnd w:id="12"/>
     </w:p>
     <w:p>
       <w:pPr>
         <w:ind w:left="708"/>
-        <w:jc w:val="both"/>
         <w:rPr>
           <w:rFonts w:ascii="Times New Roman" w:hAnsi="Times New Roman" w:cs="Times New Roman"/>
         </w:rPr>
@@ -6683,21 +6636,21 @@
         <w:rPr>
           <w:rFonts w:ascii="Times New Roman" w:hAnsi="Times New Roman" w:cs="Times New Roman"/>
         </w:rPr>
-        <w:t xml:space="preserve">La instrucción </w:t>
-      </w:r>
-      <w:proofErr w:type="gramStart"/>
-      <w:r>
-        <w:rPr>
-          <w:rFonts w:ascii="Times New Roman" w:hAnsi="Times New Roman" w:cs="Times New Roman"/>
-        </w:rPr>
-        <w:t>rand(</w:t>
-      </w:r>
-      <w:proofErr w:type="gramEnd"/>
-      <w:r>
-        <w:rPr>
-          <w:rFonts w:ascii="Times New Roman" w:hAnsi="Times New Roman" w:cs="Times New Roman"/>
-        </w:rPr>
-        <w:t xml:space="preserve">)/RAND_MAX devuelve un número decimal tipo </w:t>
+        <w:t>La instrucción rand()/RAND_MAX realiza una división entera en C, por lo que devuelve siempre 0 (y 1 únicamente si sale el valor máximo exacto), ya que no maneja decimales.</w:t>
+      </w:r>
+    </w:p>
+    <w:p>
+      <w:pPr>
+        <w:ind w:left="708"/>
+        <w:rPr>
+          <w:rFonts w:ascii="Times New Roman" w:hAnsi="Times New Roman" w:cs="Times New Roman"/>
+        </w:rPr>
+      </w:pPr>
+      <w:r>
+        <w:rPr>
+          <w:rFonts w:ascii="Times New Roman" w:hAnsi="Times New Roman" w:cs="Times New Roman"/>
+        </w:rPr>
+        <w:t>Le sumamos 1.0 al denominador (rand()/(RAND_MAX + 1.0)) para convertir la operación a decimales (</w:t>
       </w:r>
       <w:proofErr w:type="spellStart"/>
       <w:r>
@@ -6711,82 +6664,21 @@
         <w:rPr>
           <w:rFonts w:ascii="Times New Roman" w:hAnsi="Times New Roman" w:cs="Times New Roman"/>
         </w:rPr>
-        <w:t xml:space="preserve"> en el intervalo cerrado </w:t>
-      </w:r>
-      <m:oMath>
-        <m:d>
-          <m:dPr>
-            <m:begChr m:val="["/>
-            <m:endChr m:val="]"/>
-            <m:ctrlPr>
-              <w:rPr>
-                <w:rFonts w:ascii="Cambria Math" w:hAnsi="Cambria Math" w:cs="Times New Roman"/>
-              </w:rPr>
-            </m:ctrlPr>
-          </m:dPr>
-          <m:e>
-            <m:r>
-              <m:rPr>
-                <m:sty m:val="p"/>
-              </m:rPr>
-              <w:rPr>
-                <w:rFonts w:ascii="Cambria Math" w:hAnsi="Cambria Math" w:cs="Times New Roman"/>
-              </w:rPr>
-              <m:t>0,1</m:t>
-            </m:r>
-          </m:e>
-        </m:d>
-      </m:oMath>
-      <w:r>
-        <w:rPr>
-          <w:rFonts w:ascii="Times New Roman" w:hAnsi="Times New Roman" w:cs="Times New Roman"/>
-        </w:rPr>
-        <w:t>, pudiendo llegar a sacar el 1 exacto. Le sumamos 1.0 al denominador (</w:t>
-      </w:r>
-      <w:proofErr w:type="gramStart"/>
-      <w:r>
-        <w:rPr>
-          <w:rFonts w:ascii="Times New Roman" w:hAnsi="Times New Roman" w:cs="Times New Roman"/>
-        </w:rPr>
-        <w:t>rand(</w:t>
-      </w:r>
-      <w:proofErr w:type="gramEnd"/>
-      <w:r>
-        <w:rPr>
-          <w:rFonts w:ascii="Times New Roman" w:hAnsi="Times New Roman" w:cs="Times New Roman"/>
-        </w:rPr>
-        <w:t>)</w:t>
-      </w:r>
-      <w:proofErr w:type="gramStart"/>
-      <w:r>
-        <w:rPr>
-          <w:rFonts w:ascii="Times New Roman" w:hAnsi="Times New Roman" w:cs="Times New Roman"/>
-        </w:rPr>
-        <w:t>/(</w:t>
-      </w:r>
-      <w:proofErr w:type="gramEnd"/>
-      <w:r>
-        <w:rPr>
-          <w:rFonts w:ascii="Times New Roman" w:hAnsi="Times New Roman" w:cs="Times New Roman"/>
-        </w:rPr>
-        <w:t xml:space="preserve">RAND_MAX + 1.0)) para forzar que el intervalo sea semiabierto por la derecha, es decir, </w:t>
-      </w:r>
-      <m:oMath>
-        <m:r>
-          <m:rPr>
-            <m:sty m:val="p"/>
-          </m:rPr>
-          <w:rPr>
-            <w:rFonts w:ascii="Cambria Math" w:hAnsi="Cambria Math" w:cs="Times New Roman"/>
-          </w:rPr>
-          <m:t>[0,1)</m:t>
-        </m:r>
-      </m:oMath>
-      <w:r>
-        <w:rPr>
-          <w:rFonts w:ascii="Times New Roman" w:hAnsi="Times New Roman" w:cs="Times New Roman"/>
-        </w:rPr>
-        <w:t xml:space="preserve">. De esta forma, nos aseguramos de que el número más alto que puede salir sea algo tipo 0,9999..., evitando que devuelva el 1 puro. Esto suele ser una buena práctica para evitar que el programa pete en los bordes de algunos arrays o provoque singularidades matemáticas. </w:t>
+        <w:t xml:space="preserve">) y forzar a que el intervalo sea semiabierto $[0, 1)$. De esta forma se evita que salga el 1 exacto, impidiendo fallos en bordes de </w:t>
+      </w:r>
+      <w:proofErr w:type="spellStart"/>
+      <w:r>
+        <w:rPr>
+          <w:rFonts w:ascii="Times New Roman" w:hAnsi="Times New Roman" w:cs="Times New Roman"/>
+        </w:rPr>
+        <w:t>arrays</w:t>
+      </w:r>
+      <w:proofErr w:type="spellEnd"/>
+      <w:r>
+        <w:rPr>
+          <w:rFonts w:ascii="Times New Roman" w:hAnsi="Times New Roman" w:cs="Times New Roman"/>
+        </w:rPr>
+        <w:t xml:space="preserve"> o singularidades.</w:t>
       </w:r>
     </w:p>
     <w:p>
@@ -6811,7 +6703,6 @@
         <w:t xml:space="preserve">¿Qué ocurre si no llamas a </w:t>
       </w:r>
       <w:proofErr w:type="spellStart"/>
-      <w:proofErr w:type="gramStart"/>
       <w:r>
         <w:rPr>
           <w:sz w:val="24"/>
@@ -6825,47 +6716,23 @@
           <w:sz w:val="24"/>
           <w:szCs w:val="24"/>
         </w:rPr>
-        <w:t>(</w:t>
-      </w:r>
-      <w:proofErr w:type="gramEnd"/>
+        <w:t xml:space="preserve">()? ¿Y si usas </w:t>
+      </w:r>
+      <w:proofErr w:type="spellStart"/>
       <w:r>
         <w:rPr>
           <w:sz w:val="24"/>
           <w:szCs w:val="24"/>
         </w:rPr>
-        <w:t xml:space="preserve">)? ¿Y si usas </w:t>
-      </w:r>
-      <w:proofErr w:type="spellStart"/>
+        <w:t>srand</w:t>
+      </w:r>
+      <w:proofErr w:type="spellEnd"/>
       <w:r>
         <w:rPr>
           <w:sz w:val="24"/>
           <w:szCs w:val="24"/>
         </w:rPr>
-        <w:t>srand</w:t>
-      </w:r>
-      <w:proofErr w:type="spellEnd"/>
-      <w:r>
-        <w:rPr>
-          <w:sz w:val="24"/>
-          <w:szCs w:val="24"/>
-        </w:rPr>
-        <w:t>(</w:t>
-      </w:r>
-      <w:proofErr w:type="gramStart"/>
-      <w:r>
-        <w:rPr>
-          <w:sz w:val="24"/>
-          <w:szCs w:val="24"/>
-        </w:rPr>
-        <w:t>time(</w:t>
-      </w:r>
-      <w:proofErr w:type="gramEnd"/>
-      <w:r>
-        <w:rPr>
-          <w:sz w:val="24"/>
-          <w:szCs w:val="24"/>
-        </w:rPr>
-        <w:t>NULL))? ¿Dónde debe llamarse?</w:t>
+        <w:t>(time(NULL))? ¿Dónde debe llamarse?</w:t>
       </w:r>
       <w:bookmarkEnd w:id="13"/>
     </w:p>
@@ -6884,7 +6751,6 @@
         <w:t xml:space="preserve">Si no pones </w:t>
       </w:r>
       <w:proofErr w:type="spellStart"/>
-      <w:proofErr w:type="gramStart"/>
       <w:r>
         <w:rPr>
           <w:rFonts w:ascii="Times New Roman" w:hAnsi="Times New Roman" w:cs="Times New Roman"/>
@@ -6896,14 +6762,7 @@
         <w:rPr>
           <w:rFonts w:ascii="Times New Roman" w:hAnsi="Times New Roman" w:cs="Times New Roman"/>
         </w:rPr>
-        <w:t>(</w:t>
-      </w:r>
-      <w:proofErr w:type="gramEnd"/>
-      <w:r>
-        <w:rPr>
-          <w:rFonts w:ascii="Times New Roman" w:hAnsi="Times New Roman" w:cs="Times New Roman"/>
-        </w:rPr>
-        <w:t xml:space="preserve">), el programa tira de la semilla 1 por defecto y cada vez que lo ejecutes te va a sacar exactamente los mismos puntos aleatorios. Si metes </w:t>
+        <w:t xml:space="preserve">(), el programa tira de la semilla 1 por defecto y cada vez que lo ejecutes te va a sacar exactamente los mismos puntos aleatorios. Si metes </w:t>
       </w:r>
       <w:proofErr w:type="spellStart"/>
       <w:r>
@@ -6917,35 +6776,7 @@
         <w:rPr>
           <w:rFonts w:ascii="Times New Roman" w:hAnsi="Times New Roman" w:cs="Times New Roman"/>
         </w:rPr>
-        <w:t>(</w:t>
-      </w:r>
-      <w:proofErr w:type="gramStart"/>
-      <w:r>
-        <w:rPr>
-          <w:rFonts w:ascii="Times New Roman" w:hAnsi="Times New Roman" w:cs="Times New Roman"/>
-        </w:rPr>
-        <w:t>time(</w:t>
-      </w:r>
-      <w:proofErr w:type="gramEnd"/>
-      <w:r>
-        <w:rPr>
-          <w:rFonts w:ascii="Times New Roman" w:hAnsi="Times New Roman" w:cs="Times New Roman"/>
-        </w:rPr>
-        <w:t xml:space="preserve">NULL)) (o </w:t>
-      </w:r>
-      <w:proofErr w:type="gramStart"/>
-      <w:r>
-        <w:rPr>
-          <w:rFonts w:ascii="Times New Roman" w:hAnsi="Times New Roman" w:cs="Times New Roman"/>
-        </w:rPr>
-        <w:t>time(</w:t>
-      </w:r>
-      <w:proofErr w:type="gramEnd"/>
-      <w:r>
-        <w:rPr>
-          <w:rFonts w:ascii="Times New Roman" w:hAnsi="Times New Roman" w:cs="Times New Roman"/>
-        </w:rPr>
-        <w:t xml:space="preserve">0)), inicializas la semilla con el reloj del sistema en segundos, garantizando una secuencia de números totalmente distinta en cada ejecución. Esta función tiene que llamarse una única vez al principio del programa (al inicio del </w:t>
+        <w:t xml:space="preserve">(time(NULL)) (o time(0)), inicializas la semilla con el reloj del sistema en segundos, garantizando una secuencia de números totalmente distinta en cada ejecución. Esta función tiene que llamarse una única vez al principio del programa (al inicio del </w:t>
       </w:r>
       <w:proofErr w:type="spellStart"/>
       <w:r>
@@ -6959,21 +6790,7 @@
         <w:rPr>
           <w:rFonts w:ascii="Times New Roman" w:hAnsi="Times New Roman" w:cs="Times New Roman"/>
         </w:rPr>
-        <w:t xml:space="preserve">). No se te ocurra meterla dentro de un bucle, porque entonces estarás </w:t>
-      </w:r>
-      <w:proofErr w:type="gramStart"/>
-      <w:r>
-        <w:rPr>
-          <w:rFonts w:ascii="Times New Roman" w:hAnsi="Times New Roman" w:cs="Times New Roman"/>
-        </w:rPr>
-        <w:t>reseteando</w:t>
-      </w:r>
-      <w:proofErr w:type="gramEnd"/>
-      <w:r>
-        <w:rPr>
-          <w:rFonts w:ascii="Times New Roman" w:hAnsi="Times New Roman" w:cs="Times New Roman"/>
-        </w:rPr>
-        <w:t xml:space="preserve"> la semilla a la misma hora constantemente y perderás la aleatoriedad.</w:t>
+        <w:t>). No se te ocurra meterla dentro de un bucle, porque entonces estarás reseteando la semilla a la misma hora constantemente y perderás la aleatoriedad.</w:t>
       </w:r>
     </w:p>
     <w:p>
@@ -7077,7 +6894,6 @@
         <w:t xml:space="preserve">Fundamentalmente para optimizar los tiempos de ejecución. Calcular la raíz cuadrada con </w:t>
       </w:r>
       <w:proofErr w:type="spellStart"/>
-      <w:proofErr w:type="gramStart"/>
       <w:r>
         <w:rPr>
           <w:rFonts w:ascii="Times New Roman" w:hAnsi="Times New Roman" w:cs="Times New Roman"/>
@@ -7089,14 +6905,7 @@
         <w:rPr>
           <w:rFonts w:ascii="Times New Roman" w:hAnsi="Times New Roman" w:cs="Times New Roman"/>
         </w:rPr>
-        <w:t>(</w:t>
-      </w:r>
-      <w:proofErr w:type="gramEnd"/>
-      <w:r>
-        <w:rPr>
-          <w:rFonts w:ascii="Times New Roman" w:hAnsi="Times New Roman" w:cs="Times New Roman"/>
-        </w:rPr>
-        <w:t>) gasta muchos más ciclos de procesador. Como matemáticamente es lo mismo comprobar la distancia directa que la distancia al cuadrado (si la distancia es menor que el radio, la distancia al cuadrado será menor que el radio al cuadrado), usar los cuadrados nos ahorra un cuello de botella computacional enorme, algo vital cuando estás tirando 10 millones de puntos (</w:t>
+        <w:t>() gasta muchos más ciclos de procesador. Como matemáticamente es lo mismo comprobar la distancia directa que la distancia al cuadrado (si la distancia es menor que el radio, la distancia al cuadrado será menor que el radio al cuadrado), usar los cuadrados nos ahorra un cuello de botella computacional enorme, algo vital cuando estás tirando 10 millones de puntos (</w:t>
       </w:r>
       <m:oMath>
         <m:r>
@@ -7279,8 +7088,8 @@
     </w:p>
     <w:p>
       <w:pPr>
-        <w:ind w:left="708"/>
-        <w:jc w:val="both"/>
+        <w:pStyle w:val="Prrafodelista"/>
+        <w:spacing w:after="0" w:line="240" w:lineRule="auto"/>
         <w:rPr>
           <w:rFonts w:ascii="Times New Roman" w:hAnsi="Times New Roman" w:cs="Times New Roman"/>
         </w:rPr>
@@ -7289,14 +7098,50 @@
         <w:rPr>
           <w:rFonts w:ascii="Times New Roman" w:hAnsi="Times New Roman" w:cs="Times New Roman"/>
         </w:rPr>
-        <w:t xml:space="preserve">Usamos Monte Carlo en 3D en esta práctica solo como un ejercicio didáctico para entender algoritmos espaciales, pero no es la forma más eficiente para nada. Podríamos hacerlo muchísimo más rápido aplicando métodos numéricos deterministas clásicos sobre la integral unidimensional de los discos (como la regla de Simpson o trapecios). En tres dimensiones sufrimos la "maldición de la </w:t>
+        <w:t xml:space="preserve">Usamos Monte Carlo en 3D en esta práctica solo como un ejercicio didáctico para entender algoritmos espaciales, pero no es la forma más eficiente para nada. Podríamos hacerlo muchísimo más rápido aplicando métodos numéricos deterministas clásicos sobre la integral unidimensional de los discos (como la regla de Simpson). Monte Carlo no se usa por ser más rápido en 3D, sino que solo supera a los métodos tradicionales en problemas de muy alta dimensión </w:t>
       </w:r>
       <w:r>
         <w:rPr>
           <w:rFonts w:ascii="Times New Roman" w:hAnsi="Times New Roman" w:cs="Times New Roman"/>
         </w:rPr>
         <w:lastRenderedPageBreak/>
-        <w:t>dimensionalidad", lo que significa que necesitamos generar una burrada de puntos más para lograr una aproximación medio decente.</w:t>
+        <w:t>(</w:t>
+      </w:r>
+      <m:oMath>
+        <m:r>
+          <w:rPr>
+            <w:rFonts w:ascii="Cambria Math" w:hAnsi="Cambria Math" w:cs="Times New Roman"/>
+          </w:rPr>
+          <m:t>d</m:t>
+        </m:r>
+        <m:r>
+          <m:rPr>
+            <m:sty m:val="p"/>
+          </m:rPr>
+          <w:rPr>
+            <w:rFonts w:ascii="Cambria Math" w:hAnsi="Cambria Math" w:cs="Times New Roman"/>
+          </w:rPr>
+          <m:t>≥4</m:t>
+        </m:r>
+      </m:oMath>
+      <w:r>
+        <w:rPr>
+          <w:rFonts w:ascii="Times New Roman" w:hAnsi="Times New Roman" w:cs="Times New Roman"/>
+        </w:rPr>
+        <w:t xml:space="preserve">), </w:t>
+      </w:r>
+      <w:r>
+        <w:rPr>
+          <w:rFonts w:ascii="Times New Roman" w:hAnsi="Times New Roman" w:cs="Times New Roman"/>
+          <w:u w:val="single"/>
+        </w:rPr>
+        <w:t>donde</w:t>
+      </w:r>
+      <w:r>
+        <w:rPr>
+          <w:rFonts w:ascii="Times New Roman" w:hAnsi="Times New Roman" w:cs="Times New Roman"/>
+        </w:rPr>
+        <w:t xml:space="preserve"> las integrales tradicionales fallan por la "maldición de la dimensionalidad"</w:t>
       </w:r>
     </w:p>
     <w:p>
@@ -7355,6 +7200,7 @@
         <w:docPartUnique/>
       </w:docPartObj>
     </w:sdtPr>
+    <w:sdtEndPr/>
     <w:sdtContent>
       <w:p>
         <w:pPr>
@@ -8770,6 +8616,7 @@
   <w:style w:type="character" w:default="1" w:styleId="Fuentedeprrafopredeter">
     <w:name w:val="Default Paragraph Font"/>
     <w:uiPriority w:val="1"/>
+    <w:semiHidden/>
     <w:unhideWhenUsed/>
   </w:style>
   <w:style w:type="table" w:default="1" w:styleId="Tablanormal">
